--- a/atelier/atelier_161.docx
+++ b/atelier/atelier_161.docx
@@ -364,7 +364,7 @@
                 <w:b w:val="false"/>
                 <w:bCs w:val="false"/>
               </w:rPr>
-              <w:t xml:space="preserve">La squad (Dev + Ops), écran partagé, backlog et cartographie #158</w:t>
+              <w:t xml:space="preserve">La squad (Dev + Ops), écran partagé, backlog et cartographie</w:t>
             </w:r>
           </w:p>
         </w:tc>
@@ -474,7 +474,7 @@
                 <w:b w:val="false"/>
                 <w:bCs w:val="false"/>
               </w:rPr>
-              <w:t xml:space="preserve">Pair programming amorcé (#160)</w:t>
+              <w:t xml:space="preserve">Pair programming amorcé</w:t>
             </w:r>
           </w:p>
         </w:tc>
@@ -493,7 +493,7 @@
         <w:spacing w:after="120"/>
       </w:pPr>
       <w:r>
-        <w:t xml:space="preserve">Le pair programming (#160) a amorcé la diffusion, mais pour qu’une connaissance s’ancre durablement, il faut continuer à la PRATIQUER. Si, après quelques sessions de pairing, on réassigne systématiquement la zone critique à son expert d’origine (parce que « c’est plus rapide »), le second oublie et la zone retombe à une seule personne. Le sujet de cet atelier est la rotation des assignations : assigner délibérément des US de la zone critique à la DEUXIÈME personne, même si c’est un peu plus lent au début. C’est en travaillant régulièrement sur une zone qu’on en garde la maîtrise. La rotation transforme la diffusion ponctuelle (pairing) en répartition durable. On accepte un léger surcoût de vitesse à court terme pour une résilience à long terme.</w:t>
+        <w:t xml:space="preserve">Le pair programming a amorcé la diffusion, mais pour qu’une connaissance s’ancre durablement, il faut continuer à la PRATIQUER. Si, après quelques sessions de pairing, on réassigne systématiquement la zone critique à son expert d’origine (parce que « c’est plus rapide »), le second oublie et la zone retombe à une seule personne. Le sujet de cet atelier est la rotation des assignations : assigner délibérément des US de la zone critique à la DEUXIÈME personne, même si c’est un peu plus lent au début. C’est en travaillant régulièrement sur une zone qu’on en garde la maîtrise. La rotation transforme la diffusion ponctuelle (pairing) en répartition durable. On accepte un léger surcoût de vitesse à court terme pour une résilience à long terme.</w:t>
       </w:r>
     </w:p>
     <w:p>
@@ -574,7 +574,7 @@
         <w:spacing w:after="80"/>
       </w:pPr>
       <w:r>
-        <w:t xml:space="preserve">Identifier les US des zones critiques à venir : repérer dans le backlog les prochaines US qui touchent les zones à risque (#158). Ce sont les occasions de rotation.</w:t>
+        <w:t xml:space="preserve">Identifier les US des zones critiques à venir : repérer dans le backlog les prochaines US qui touchent les zones à risque. Ce sont les occasions de rotation.</w:t>
       </w:r>
     </w:p>
     <w:p>
@@ -629,7 +629,7 @@
         <w:spacing w:after="120"/>
       </w:pPr>
       <w:r>
-        <w:t xml:space="preserve">À la sortie, la squad a mis en place une rotation des assignations sur ses zones critiques : les US de ces zones sont délibérément assignées à la deuxième personne, avec l’expert en soutien et non en exécution, en assumant un léger surcoût de vitesse comme investissement de résilience. La diffusion amorcée par le pairing (#160) s’ancre par la pratique régulière : la maîtrise des zones critiques se répartit durablement au lieu de retomber sur l’expert. La squad a déjoué le réflexe « plus rapide que l’expert le fasse » qui maintenait le bus factor à 1. La mesure Bus factor du hub s’améliore durablement.</w:t>
+        <w:t xml:space="preserve">À la sortie, la squad a mis en place une rotation des assignations sur ses zones critiques : les US de ces zones sont délibérément assignées à la deuxième personne, avec l’expert en soutien et non en exécution, en assumant un léger surcoût de vitesse comme investissement de résilience. La diffusion amorcée par le pairing s’ancre par la pratique régulière : la maîtrise des zones critiques se répartit durablement au lieu de retomber sur l’expert. La squad a déjoué le réflexe « plus rapide que l’expert le fasse » qui maintenait le bus factor à 1. La mesure Bus factor du hub s’améliore durablement.</w:t>
       </w:r>
     </w:p>
     <w:p>
@@ -905,7 +905,7 @@
         <w:spacing w:after="120"/>
       </w:pPr>
       <w:r>
-        <w:t xml:space="preserve">La rotation ancre la diffusion par la pratique. La suite complète : #162 (documenter ce que seul l’expert sait — capturer l’explicite), #163 (plan de continuité). Le pairing (#160) et la rotation (#161) transmettent le tacite par la pratique ; la doc (#162) fixe l’explicite ; le plan (#163) organise le tout.</w:t>
+        <w:t xml:space="preserve">La rotation ancre la diffusion par la pratique. La suite complète : (documenter ce que seul l’expert sait — capturer l’explicite), (plan de continuité). Le pairing et la rotation transmettent le tacite par la pratique ; la doc fixe l’explicite ; le plan organise le tout.</w:t>
       </w:r>
     </w:p>
     <w:p>
@@ -921,7 +921,7 @@
         <w:spacing w:after="120"/>
       </w:pPr>
       <w:r>
-        <w:t xml:space="preserve">La squad a mis en place une rotation des assignations sur ses zones critiques : US assignées délibérément à la deuxième personne, expert en soutien, surcoût initial assumé comme investissement. La diffusion s’ancre par la pratique régulière et la maîtrise se répartit durablement, déjouant le réflexe « plus rapide que l’expert le fasse ». La mesure Bus factor du hub s’améliore durablement. La question R01 ancre sa diffusion, prête à être complétée par la documentation (#162).</w:t>
+        <w:t xml:space="preserve">La squad a mis en place une rotation des assignations sur ses zones critiques : US assignées délibérément à la deuxième personne, expert en soutien, surcoût initial assumé comme investissement. La diffusion s’ancre par la pratique régulière et la maîtrise se répartit durablement, déjouant le réflexe « plus rapide que l’expert le fasse ». La mesure Bus factor du hub s’améliore durablement. La question R01 ancre sa diffusion, prête à être complétée par la documentation.</w:t>
       </w:r>
     </w:p>
     <w:sectPr>
